--- a/10/programmnoe-obespechenie/zagotovka-03.docx
+++ b/10/programmnoe-obespechenie/zagotovka-03.docx
@@ -4,12 +4,12 @@
   <w:body>
     <w:p>
       <w:r>
-        <w:t xml:space="preserve">               Муниципальное бюджетное общеобразовательное учреждение</w:t>
+        <w:t xml:space="preserve">                  Муниципальное бюджетное общеобразовательное учреждение</w:t>
       </w:r>
     </w:p>
     <w:p>
       <w:r>
-        <w:t xml:space="preserve">              «Средняя общеобразовательная школа № ___»</w:t>
+        <w:t xml:space="preserve">                          «Средняя общеобразовательная школа № ___»</w:t>
       </w:r>
     </w:p>
     <w:p/>
@@ -20,12 +20,12 @@
     <w:p/>
     <w:p>
       <w:r>
-        <w:t xml:space="preserve">                      РЕФЕРАТ</w:t>
+        <w:t xml:space="preserve">                                  РЕФЕРАТ</w:t>
       </w:r>
     </w:p>
     <w:p>
       <w:r>
-        <w:t xml:space="preserve">               на тему: «Системы программирования: из чего сделаны программы»</w:t>
+        <w:t xml:space="preserve">                  на тему: «Системы программирования: из чего сделаны программы»</w:t>
       </w:r>
     </w:p>
     <w:p/>
@@ -36,17 +36,17 @@
     <w:p/>
     <w:p>
       <w:r>
-        <w:t xml:space="preserve">                                  Выполнил: Фамилия Имя,</w:t>
+        <w:t xml:space="preserve">                                              Выполнил: Фамилия Имя,</w:t>
       </w:r>
     </w:p>
     <w:p>
       <w:r>
-        <w:t xml:space="preserve">                                  ученик 10 ___ класса</w:t>
+        <w:t xml:space="preserve">                                              ученик 10 ___ класса</w:t>
       </w:r>
     </w:p>
     <w:p>
       <w:r>
-        <w:t xml:space="preserve">                                  Руководитель: Фамилия И. О.</w:t>
+        <w:t xml:space="preserve">                                              Руководитель: Фамилия И. О.</w:t>
       </w:r>
     </w:p>
     <w:p/>
@@ -56,7 +56,7 @@
     <w:p/>
     <w:p>
       <w:r>
-        <w:t xml:space="preserve">                  Город, 20__</w:t>
+        <w:t xml:space="preserve">                              Город, 20__</w:t>
       </w:r>
     </w:p>
     <w:p/>
@@ -105,12 +105,12 @@
     </w:p>
     <w:p/>
     <w:p/>
-    <w:p/>
     <w:p>
       <w:r>
         <w:t>ВВЕДЕНИЕ</w:t>
       </w:r>
     </w:p>
+    <w:p/>
     <w:p>
       <w:r>
         <w:t>Готовая программа приходит к пользователю одним файлом, который достаточно запустить. Но до этого она существовала в другом виде — как текст, написанный человеком на языке программирования. Превращение текста в работающую программу выполняют специальные инструменты.</w:t>
@@ -118,41 +118,51 @@
     </w:p>
     <w:p>
       <w:r>
-        <w:t>Цель работы — разобраться, из каких частей состоит система программирования и чем отличаются два способа выполнения программы: компиляция и интерпретация.</w:t>
+        <w:tab/>
+        <w:t>Цель работы — разобраться, из каких  частей состоит система программирования и чем отличаются  два способа выполнения программы: компиляция и интерпретация.</w:t>
       </w:r>
     </w:p>
+    <w:p/>
+    <w:p/>
     <w:p>
       <w:r>
         <w:t>1. Состав системы программирования</w:t>
       </w:r>
     </w:p>
+    <w:p/>
     <w:p>
       <w:r>
-        <w:t>Система программирования — набор средств для создания программ. Главная её часть — транслятор, переводящий текст на языке программирования в команды, понятные процессору. Рядом обязательно есть редактор кода, который подсвечивает конструкции языка и подсказывает ошибки ещё при наборе.</w:t>
+        <w:t>Система программирования  — набор средств для  создания программ. Главная её часть —  транслятор, переводящий текст на языке программирования  в команды, понятные процессору. Рядом обязательно есть редактор кода, который подсвечивает конструкции языка и подсказывает ошибки ещё при наборе.</w:t>
       </w:r>
     </w:p>
     <w:p>
       <w:r>
-        <w:t>Третья часть — отладчик. Он позволяет остановить программу в выбранном месте, посмотреть значения переменных и выполнить её по шагам. Без отладчика ошибку приходится искать чтением, а это медленно и ненадёжно.</w:t>
+        <w:t>Третья часть — отладчик. Он позволяет остановить программу в выбранном месте, посмотреть  значения переменных и выполнить   её по шагам. Без отладчика ошибку приходится искать чтением, а это медленно и ненадёжно.</w:t>
       </w:r>
     </w:p>
     <w:p>
       <w:r>
+        <w:tab/>
         <w:t>Наконец, в систему входят библиотеки — готовые куски кода для типовых задач: работа с файлами, математические функции, сетевые запросы. Программист не пишет их заново, а подключает.</w:t>
       </w:r>
     </w:p>
+    <w:p/>
+    <w:p/>
     <w:p>
       <w:r>
         <w:t>2. Компиляция и интерпретация</w:t>
       </w:r>
     </w:p>
+    <w:p/>
     <w:p>
       <w:r>
+        <w:tab/>
         <w:t>Компилятор переводит весь текст программы заранее и создаёт отдельный исполняемый файл. Такой файл запускается быстро и не требует ничего, кроме подходящей операционной системы. Расплата — перевод нужно повторять после каждой правки, а готовый файл работает только на той системе, для которой собран.</w:t>
       </w:r>
     </w:p>
     <w:p>
       <w:r>
+        <w:tab/>
         <w:t>Интерпретатор поступает иначе: он читает программу построчно и сразу выполняет. Правку видно немедленно, одну и ту же программу можно запустить везде, где установлен интерпретатор, — но каждая строка переводится заново, и работает такая программа медленнее.</w:t>
       </w:r>
     </w:p>
@@ -161,51 +171,63 @@
         <w:t>На практике способы смешивают. Многие современные языки сначала переводят текст в промежуточный код, а затем выполняют его виртуальной машиной — это компромисс между скоростью запуска и переносимостью.</w:t>
       </w:r>
     </w:p>
+    <w:p/>
+    <w:p/>
     <w:p>
       <w:r>
         <w:t>ЗАКЛЮЧЕНИЕ</w:t>
       </w:r>
     </w:p>
+    <w:p/>
     <w:p>
       <w:r>
         <w:t>Система программирования — это не один инструмент, а связка: транслятор, редактор, отладчик и библиотеки. Способ выполнения программы выбирается под задачу: там, где важна скорость работы, применяют компиляцию, где важна скорость правок и переносимость — интерпретацию.</w:t>
       </w:r>
     </w:p>
+    <w:p/>
+    <w:p/>
     <w:p>
       <w:r>
         <w:t>СПИСОК ИСТОЧНИКОВ</w:t>
       </w:r>
     </w:p>
+    <w:p/>
     <w:p>
       <w:r>
+        <w:t>Ахо А.,  Ульман Дж. Компиляторы: принципы, технологии, инструменты.  —  Москва: Вильямс, 2018.</w:t>
+      </w:r>
+    </w:p>
+    <w:p>
+      <w:r>
+        <w:tab/>
         <w:t>Что такое компилятор и интерпретатор // Академия Яндекса. URL: https://academy.yandex.ru (дата обращения 04.09.2026)</w:t>
       </w:r>
     </w:p>
     <w:p>
       <w:r>
-        <w:t>Ахо А., Ульман Дж. Компиляторы: принципы, технологии, инструменты. — Москва: Вильямс, 2018.</w:t>
+        <w:t>Поляков К.  Ю. Информатика.  Углублённый  уровень. — Москва: БИНОМ, 2021.</w:t>
       </w:r>
     </w:p>
     <w:p>
       <w:r>
-        <w:t>Документация языка Python. URL: https://docs.python.org/ru/3/ (дата обращения 07.09.2026)</w:t>
+        <w:tab/>
+        <w:t>Документация языка Python.    URL: https://docs.python.org/ru/3/ (дата обращения 07.09.2026)</w:t>
       </w:r>
     </w:p>
     <w:p>
       <w:r>
-        <w:t>Поляков К. Ю. Информатика. Углублённый уровень. — Москва: БИНОМ, 2021.</w:t>
+        <w:t>Отладка программ: приёмы и  инструменты //  Хабр. URL: https://habr.com (дата обращения  07.09.2026)</w:t>
       </w:r>
     </w:p>
-    <w:p>
-      <w:r>
-        <w:t>Отладка программ: приёмы и инструменты // Хабр. URL: https://habr.com (дата обращения 07.09.2026)</w:t>
-      </w:r>
-    </w:p>
+    <w:p/>
+    <w:p/>
+    <w:p/>
     <w:p>
       <w:r>
         <w:t>ПРИЛОЖЕНИЕ</w:t>
       </w:r>
     </w:p>
+    <w:p/>
     <w:p>
       <w:r>
         <w:t>Части системы программирования</w:t>
@@ -213,17 +235,19 @@
     </w:p>
     <w:p>
       <w:r>
+        <w:tab/>
         <w:t>Редактор кода — набор текста программы, подсветка, подсказки</w:t>
       </w:r>
     </w:p>
     <w:p>
       <w:r>
-        <w:t>Транслятор — перевод текста в команды процессора</w:t>
+        <w:t>Транслятор — перевод  текста в  команды   процессора</w:t>
       </w:r>
     </w:p>
     <w:p>
       <w:r>
-        <w:t>Компилятор — переводит всю программу заранее</w:t>
+        <w:tab/>
+        <w:t>Компилятор — переводит   всю программу   заранее</w:t>
       </w:r>
     </w:p>
     <w:p>
@@ -233,17 +257,18 @@
     </w:p>
     <w:p>
       <w:r>
-        <w:t>Отладчик — остановка, шаги, просмотр переменных</w:t>
+        <w:t>Отладчик — остановка,   шаги,  просмотр  переменных</w:t>
       </w:r>
     </w:p>
     <w:p>
       <w:r>
-        <w:t>Библиотеки — готовый код для типовых задач</w:t>
+        <w:tab/>
+        <w:t>Библиотеки — готовый код  для типовых  задач</w:t>
       </w:r>
     </w:p>
     <w:p>
       <w:r>
-        <w:t>Текст-заготовка подготовлен с помощью искусственного интеллекта и предназначен для учебной работы по оформлению.</w:t>
+        <w:t>Текст-заготовка подготовлен с  помощью искусственного интеллекта и предназначен  для учебной работы по  оформлению.</w:t>
       </w:r>
     </w:p>
     <w:sectPr>
@@ -623,8 +648,8 @@
       <w:spacing w:after="0" w:before="0" w:line="240" w:lineRule="auto"/>
     </w:pPr>
     <w:rPr>
-      <w:rFonts w:ascii="Verdana" w:hAnsi="Verdana" w:cs="Verdana"/>
-      <w:sz w:val="22"/>
+      <w:rFonts w:ascii="Georgia" w:hAnsi="Georgia" w:cs="Georgia"/>
+      <w:sz w:val="24"/>
     </w:rPr>
   </w:style>
   <w:style w:type="paragraph" w:styleId="Header">
